--- a/xiquimvargasmanuais/08_Plano_Transicao_e_Aceite_AutonomIA_ERP_2.2.1.docx
+++ b/xiquimvargasmanuais/08_Plano_Transicao_e_Aceite_AutonomIA_ERP_2.2.1.docx
@@ -1,5 +1,70 @@
 
-<file path=word/document.xml><?xml version="1.0" encoding="utf-8"?>
+<file path=customXml\item1.xml><?xml version="1.0" encoding="utf-8"?>
+<b:Sources xmlns:b="http://schemas.openxmlformats.org/officeDocument/2006/bibliography" xmlns="http://schemas.openxmlformats.org/officeDocument/2006/bibliography" SelectedStyle="/APA.XSL" StyleName="APA"/>
+</file>
+
+<file path=customXml\itemProps1.xml><?xml version="1.0" encoding="utf-8"?>
+<ds:datastoreItem xmlns:ds="http://schemas.openxmlformats.org/officeDocument/2006/customXml" ds:itemID="{EF278816-EC6F-A645-907D-7F25AECB1D4A}">
+  <ds:schemaRefs>
+    <ds:schemaRef ds:uri="http://schemas.openxmlformats.org/officeDocument/2006/bibliography"/>
+  </ds:schemaRefs>
+</ds:datastoreItem>
+</file>
+
+<file path=docProps\app.xml><?xml version="1.0" encoding="utf-8"?>
+<Properties xmlns="http://schemas.openxmlformats.org/officeDocument/2006/extended-properties" xmlns:vt="http://schemas.openxmlformats.org/officeDocument/2006/docPropsVTypes">
+  <Template>Normal.dotm</Template>
+  <TotalTime>0</TotalTime>
+  <Pages>1</Pages>
+  <Words>0</Words>
+  <Characters>0</Characters>
+  <Application>Microsoft Macintosh Word</Application>
+  <DocSecurity>0</DocSecurity>
+  <Lines>0</Lines>
+  <Paragraphs>0</Paragraphs>
+  <ScaleCrop>false</ScaleCrop>
+  <HeadingPairs>
+    <vt:vector size="2" baseType="variant">
+      <vt:variant>
+        <vt:lpstr>Title</vt:lpstr>
+      </vt:variant>
+      <vt:variant>
+        <vt:i4>1</vt:i4>
+      </vt:variant>
+    </vt:vector>
+  </HeadingPairs>
+  <TitlesOfParts>
+    <vt:vector size="1" baseType="lpstr">
+      <vt:lpstr/>
+    </vt:vector>
+  </TitlesOfParts>
+  <Manager/>
+  <Company/>
+  <LinksUpToDate>false</LinksUpToDate>
+  <CharactersWithSpaces>0</CharactersWithSpaces>
+  <SharedDoc>false</SharedDoc>
+  <HyperlinkBase/>
+  <HyperlinksChanged>false</HyperlinksChanged>
+  <AppVersion>14.0000</AppVersion>
+</Properties>
+</file>
+
+<file path=docProps\core.xml><?xml version="1.0" encoding="utf-8"?>
+<cp:coreProperties xmlns:cp="http://schemas.openxmlformats.org/package/2006/metadata/core-properties" xmlns:dc="http://purl.org/dc/elements/1.1/" xmlns:dcterms="http://purl.org/dc/terms/" xmlns:dcmitype="http://purl.org/dc/dcmitype/" xmlns:xsi="http://www.w3.org/2001/XMLSchema-instance">
+  <dc:title/>
+  <dc:subject/>
+  <dc:creator>python-docx</dc:creator>
+  <cp:keywords/>
+  <dc:description>generated by python-docx</dc:description>
+  <cp:lastModifiedBy/>
+  <cp:revision>1</cp:revision>
+  <dcterms:created xsi:type="dcterms:W3CDTF">2013-12-23T23:15:00Z</dcterms:created>
+  <dcterms:modified xsi:type="dcterms:W3CDTF">2013-12-23T23:15:00Z</dcterms:modified>
+  <cp:category/>
+</cp:coreProperties>
+</file>
+
+<file path=word\document.xml><?xml version="1.0" encoding="utf-8"?>
 <w:document xmlns:wpc="http://schemas.microsoft.com/office/word/2010/wordprocessingCanvas" xmlns:mo="http://schemas.microsoft.com/office/mac/office/2008/main" xmlns:mc="http://schemas.openxmlformats.org/markup-compatibility/2006" xmlns:mv="urn:schemas-microsoft-com:mac:vml" xmlns:o="urn:schemas-microsoft-com:office:office" xmlns:r="http://schemas.openxmlformats.org/officeDocument/2006/relationships" xmlns:m="http://schemas.openxmlformats.org/math" xmlns:v="urn:schemas-microsoft-com:vml" xmlns:wp14="http://schemas.microsoft.com/office/word/2010/wordprocessingDrawing" xmlns:wp="http://schemas.openxmlformats.org/drawingml/2006/wordprocessingDrawing" xmlns:w10="urn:schemas-microsoft-com:office:word" xmlns:w="http://schemas.openxmlformats.org/wordprocessingml/2006/main" xmlns:w14="http://schemas.microsoft.com/office/word/2010/wordml" xmlns:wpg="http://schemas.microsoft.com/office/word/2010/wordprocessingGroup" xmlns:wpi="http://schemas.microsoft.com/office/word/2010/wordprocessingInk" xmlns:wne="http://schemas.microsoft.com/office/word/2006/wordml" xmlns:wps="http://schemas.microsoft.com/office/word/2010/wordprocessingShape" mc:Ignorable="w14 wp14">
   <w:body>
     <w:p>
@@ -1145,7 +1210,70 @@
 </w:document>
 </file>
 
-<file path=word/footer1.xml><?xml version="1.0" encoding="utf-8"?>
+<file path=word\fontTable.xml><?xml version="1.0" encoding="utf-8"?>
+<w:fonts xmlns:mc="http://schemas.openxmlformats.org/markup-compatibility/2006" xmlns:r="http://schemas.openxmlformats.org/officeDocument/2006/relationships" xmlns:w="http://schemas.openxmlformats.org/wordprocessingml/2006/main" xmlns:w14="http://schemas.microsoft.com/office/word/2010/wordml" mc:Ignorable="w14">
+  <w:font w:name="Symbol">
+    <w:panose1 w:val="00000000000000000000"/>
+    <w:charset w:val="02"/>
+    <w:family w:val="auto"/>
+    <w:pitch w:val="variable"/>
+    <w:sig w:usb0="00000000" w:usb1="10000000" w:usb2="00000000" w:usb3="00000000" w:csb0="80000000" w:csb1="00000000"/>
+  </w:font>
+  <w:font w:name="Times New Roman">
+    <w:panose1 w:val="02020603050405020304"/>
+    <w:charset w:val="00"/>
+    <w:family w:val="auto"/>
+    <w:pitch w:val="variable"/>
+    <w:sig w:usb0="E0002AFF" w:usb1="C0007841" w:usb2="00000009" w:usb3="00000000" w:csb0="000001FF" w:csb1="00000000"/>
+  </w:font>
+  <w:font w:name="Cambria">
+    <w:panose1 w:val="02040503050406030204"/>
+    <w:charset w:val="00"/>
+    <w:family w:val="auto"/>
+    <w:pitch w:val="variable"/>
+    <w:sig w:usb0="E00002FF" w:usb1="400004FF" w:usb2="00000000" w:usb3="00000000" w:csb0="0000019F" w:csb1="00000000"/>
+  </w:font>
+  <w:font w:name="ＭＳ 明朝">
+    <w:panose1 w:val="00000000000000000000"/>
+    <w:charset w:val="80"/>
+    <w:family w:val="roman"/>
+    <w:notTrueType/>
+    <w:pitch w:val="fixed"/>
+    <w:sig w:usb0="00000001" w:usb1="08070000" w:usb2="00000010" w:usb3="00000000" w:csb0="00020000" w:csb1="00000000"/>
+  </w:font>
+  <w:font w:name="Calibri">
+    <w:panose1 w:val="020F0502020204030204"/>
+    <w:charset w:val="00"/>
+    <w:family w:val="auto"/>
+    <w:pitch w:val="variable"/>
+    <w:sig w:usb0="E10002FF" w:usb1="4000ACFF" w:usb2="00000009" w:usb3="00000000" w:csb0="0000019F" w:csb1="00000000"/>
+  </w:font>
+  <w:font w:name="ＭＳ ゴシック">
+    <w:panose1 w:val="00000000000000000000"/>
+    <w:charset w:val="80"/>
+    <w:family w:val="modern"/>
+    <w:notTrueType/>
+    <w:pitch w:val="fixed"/>
+    <w:sig w:usb0="00000001" w:usb1="08070000" w:usb2="00000010" w:usb3="00000000" w:csb0="00020000" w:csb1="00000000"/>
+  </w:font>
+  <w:font w:name="Courier">
+    <w:panose1 w:val="02000500000000000000"/>
+    <w:charset w:val="00"/>
+    <w:family w:val="auto"/>
+    <w:pitch w:val="variable"/>
+    <w:sig w:usb0="00000003" w:usb1="00000000" w:usb2="00000000" w:usb3="00000000" w:csb0="00000001" w:csb1="00000000"/>
+  </w:font>
+  <w:font w:name="Arial">
+    <w:panose1 w:val="020B0604020202020204"/>
+    <w:charset w:val="00"/>
+    <w:family w:val="auto"/>
+    <w:pitch w:val="variable"/>
+    <w:sig w:usb0="E0002AFF" w:usb1="C0007843" w:usb2="00000009" w:usb3="00000000" w:csb0="000001FF" w:csb1="00000000"/>
+  </w:font>
+</w:fonts>
+</file>
+
+<file path=word\footer1.xml><?xml version="1.0" encoding="utf-8"?>
 <w:ftr xmlns:m="http://schemas.openxmlformats.org/officeDocument/2006/math" xmlns:mc="http://schemas.openxmlformats.org/markup-compatibility/2006" xmlns:mo="http://schemas.microsoft.com/office/mac/office/2008/main" xmlns:mv="urn:schemas-microsoft-com:mac:vml" xmlns:o="urn:schemas-microsoft-com:office:office" xmlns:r="http://schemas.openxmlformats.org/officeDocument/2006/relationships" xmlns:v="urn:schemas-microsoft-com:vml" xmlns:w10="urn:schemas-microsoft-com:office:word" xmlns:w14="http://schemas.microsoft.com/office/word/2010/wordml" xmlns:w="http://schemas.openxmlformats.org/wordprocessingml/2006/main" xmlns:wne="http://schemas.microsoft.com/office/word/2006/wordml" xmlns:wp14="http://schemas.microsoft.com/office/word/2010/wordprocessingDrawing" xmlns:wp="http://schemas.openxmlformats.org/drawingml/2006/wordprocessingDrawing" xmlns:wpc="http://schemas.microsoft.com/office/word/2010/wordprocessingCanvas" xmlns:wpg="http://schemas.microsoft.com/office/word/2010/wordprocessingGroup" xmlns:wpi="http://schemas.microsoft.com/office/word/2010/wordprocessingInk" xmlns:wps="http://schemas.microsoft.com/office/word/2010/wordprocessingShape" mc:Ignorable="w14 wp14">
   <w:p>
     <w:pPr>
@@ -1165,7 +1293,7 @@
 </w:ftr>
 </file>
 
-<file path=word/header1.xml><?xml version="1.0" encoding="utf-8"?>
+<file path=word\header1.xml><?xml version="1.0" encoding="utf-8"?>
 <w:hdr xmlns:m="http://schemas.openxmlformats.org/officeDocument/2006/math" xmlns:mc="http://schemas.openxmlformats.org/markup-compatibility/2006" xmlns:mo="http://schemas.microsoft.com/office/mac/office/2008/main" xmlns:mv="urn:schemas-microsoft-com:mac:vml" xmlns:o="urn:schemas-microsoft-com:office:office" xmlns:r="http://schemas.openxmlformats.org/officeDocument/2006/relationships" xmlns:v="urn:schemas-microsoft-com:vml" xmlns:w10="urn:schemas-microsoft-com:office:word" xmlns:w14="http://schemas.microsoft.com/office/word/2010/wordml" xmlns:w="http://schemas.openxmlformats.org/wordprocessingml/2006/main" xmlns:wne="http://schemas.microsoft.com/office/word/2006/wordml" xmlns:wp14="http://schemas.microsoft.com/office/word/2010/wordprocessingDrawing" xmlns:wp="http://schemas.openxmlformats.org/drawingml/2006/wordprocessingDrawing" xmlns:wpc="http://schemas.microsoft.com/office/word/2010/wordprocessingCanvas" xmlns:wpg="http://schemas.microsoft.com/office/word/2010/wordprocessingGroup" xmlns:wpi="http://schemas.microsoft.com/office/word/2010/wordprocessingInk" xmlns:wps="http://schemas.microsoft.com/office/word/2010/wordprocessingShape" mc:Ignorable="w14 wp14">
   <w:p>
     <w:pPr>
@@ -1230,7 +1358,7 @@
 </w:hdr>
 </file>
 
-<file path=word/numbering.xml><?xml version="1.0" encoding="utf-8"?>
+<file path=word\numbering.xml><?xml version="1.0" encoding="utf-8"?>
 <w:numbering xmlns:wpc="http://schemas.microsoft.com/office/word/2010/wordprocessingCanvas" xmlns:mo="http://schemas.microsoft.com/office/mac/office/2008/main" xmlns:mc="http://schemas.openxmlformats.org/markup-compatibility/2006" xmlns:mv="urn:schemas-microsoft-com:mac:vml" xmlns:o="urn:schemas-microsoft-com:office:office" xmlns:r="http://schemas.openxmlformats.org/officeDocument/2006/relationships" xmlns:m="http://schemas.openxmlformats.org/officeDocument/2006/math" xmlns:v="urn:schemas-microsoft-com:vml" xmlns:wp14="http://schemas.microsoft.com/office/word/2010/wordprocessingDrawing" xmlns:wp="http://schemas.openxmlformats.org/drawingml/2006/wordprocessingDrawing" xmlns:w10="urn:schemas-microsoft-com:office:word" xmlns:w="http://schemas.openxmlformats.org/wordprocessingml/2006/main" xmlns:w14="http://schemas.microsoft.com/office/word/2010/wordml" xmlns:wpg="http://schemas.microsoft.com/office/word/2010/wordprocessingGroup" xmlns:wpi="http://schemas.microsoft.com/office/word/2010/wordprocessingInk" xmlns:wne="http://schemas.microsoft.com/office/word/2006/wordml" xmlns:wps="http://schemas.microsoft.com/office/word/2010/wordprocessingShape" mc:Ignorable="w14 wp14">
   <w:abstractNum w:abstractNumId="0">
     <w:nsid w:val="FFFFFF7C"/>
@@ -1433,7 +1561,62 @@
 </w:numbering>
 </file>
 
-<file path=word/styles.xml><?xml version="1.0" encoding="utf-8"?>
+<file path=word\settings.xml><?xml version="1.0" encoding="utf-8"?>
+<w:settings xmlns:mc="http://schemas.openxmlformats.org/markup-compatibility/2006" xmlns:o="urn:schemas-microsoft-com:office:office" xmlns:r="http://schemas.openxmlformats.org/officeDocument/2006/relationships" xmlns:m="http://schemas.openxmlformats.org/officeDocument/2006/math" xmlns:v="urn:schemas-microsoft-com:vml" xmlns:w10="urn:schemas-microsoft-com:office:word" xmlns:w="http://schemas.openxmlformats.org/wordprocessingml/2006/main" xmlns:w14="http://schemas.microsoft.com/office/word/2010/wordml" xmlns:sl="http://schemas.openxmlformats.org/schemaLibrary/2006/main" mc:Ignorable="w14">
+  <w:zoom w:val="bestFit"/>
+  <w:proofState w:spelling="clean" w:grammar="clean"/>
+  <w:defaultTabStop w:val="720"/>
+  <w:characterSpacingControl w:val="doNotCompress"/>
+  <w:savePreviewPicture/>
+  <w:compat>
+    <w:useFELayout/>
+    <w:compatSetting w:name="compatibilityMode" w:uri="http://schemas.microsoft.com/office/word" w:val="14"/>
+    <w:compatSetting w:name="overrideTableStyleFontSizeAndJustification" w:uri="http://schemas.microsoft.com/office/word" w:val="1"/>
+    <w:compatSetting w:name="enableOpenTypeFeatures" w:uri="http://schemas.microsoft.com/office/word" w:val="1"/>
+    <w:compatSetting w:name="doNotFlipMirrorIndents" w:uri="http://schemas.microsoft.com/office/word" w:val="1"/>
+  </w:compat>
+  <w:rsids>
+    <w:rsidRoot w:val="00B47730"/>
+    <w:rsid w:val="00034616"/>
+    <w:rsid w:val="0006063C"/>
+    <w:rsid w:val="0015074B"/>
+    <w:rsid w:val="0029639D"/>
+    <w:rsid w:val="00326F90"/>
+    <w:rsid w:val="00AA1D8D"/>
+    <w:rsid w:val="00B47730"/>
+    <w:rsid w:val="00CB0664"/>
+    <w:rsid w:val="00FC693F"/>
+  </w:rsids>
+  <m:mathPr>
+    <m:mathFont m:val="Cambria Math"/>
+    <m:brkBin m:val="before"/>
+    <m:brkBinSub m:val="--"/>
+    <m:smallFrac m:val="0"/>
+    <m:dispDef/>
+    <m:lMargin m:val="0"/>
+    <m:rMargin m:val="0"/>
+    <m:defJc m:val="centerGroup"/>
+    <m:wrapIndent m:val="1440"/>
+    <m:intLim m:val="subSup"/>
+    <m:naryLim m:val="undOvr"/>
+  </m:mathPr>
+  <w:themeFontLang w:val="en-US" w:eastAsia="ja-JP"/>
+  <w:clrSchemeMapping w:bg1="light1" w:t1="dark1" w:bg2="light2" w:t2="dark2" w:accent1="accent1" w:accent2="accent2" w:accent3="accent3" w:accent4="accent4" w:accent5="accent5" w:accent6="accent6" w:hyperlink="hyperlink" w:followedHyperlink="followedHyperlink"/>
+  <w:doNotAutoCompressPictures/>
+  <w:shapeDefaults>
+    <o:shapedefaults v:ext="edit" spidmax="1027"/>
+    <o:shapelayout v:ext="edit">
+      <o:idmap v:ext="edit" data="1"/>
+    </o:shapelayout>
+  </w:shapeDefaults>
+  <w:decimalSymbol w:val="."/>
+  <w:listSeparator w:val=","/>
+  <w14:docId w14:val="24062061"/>
+  <w14:defaultImageDpi w14:val="300"/>
+</w:settings>
+</file>
+
+<file path=word\styles.xml><?xml version="1.0" encoding="utf-8"?>
 <w:styles xmlns:mc="http://schemas.openxmlformats.org/markup-compatibility/2006" xmlns:r="http://schemas.openxmlformats.org/officeDocument/2006/relationships" xmlns:w="http://schemas.openxmlformats.org/wordprocessingml/2006/main" xmlns:w14="http://schemas.microsoft.com/office/word/2010/wordml" mc:Ignorable="w14">
   <w:docDefaults>
     <w:rPrDefault>
@@ -13283,7 +13466,7 @@
 </w:styles>
 </file>
 
-<file path=word/stylesWithEffects.xml><?xml version="1.0" encoding="utf-8"?>
+<file path=word\stylesWithEffects.xml><?xml version="1.0" encoding="utf-8"?>
 <w:styles xmlns:wpc="http://schemas.microsoft.com/office/word/2010/wordprocessingCanvas" xmlns:mo="http://schemas.microsoft.com/office/mac/office/2008/main" xmlns:mc="http://schemas.openxmlformats.org/markup-compatibility/2006" xmlns:mv="urn:schemas-microsoft-com:mac:vml" xmlns:o="urn:schemas-microsoft-com:office:office" xmlns:r="http://schemas.openxmlformats.org/officeDocument/2006/relationships" xmlns:m="http://schemas.openxmlformats.org/officeDocument/2006/math" xmlns:v="urn:schemas-microsoft-com:vml" xmlns:wp14="http://schemas.microsoft.com/office/word/2010/wordprocessingDrawing" xmlns:wp="http://schemas.openxmlformats.org/drawingml/2006/wordprocessingDrawing" xmlns:w10="urn:schemas-microsoft-com:office:word" xmlns:w="http://schemas.openxmlformats.org/wordprocessingml/2006/main" xmlns:w14="http://schemas.microsoft.com/office/word/2010/wordml" xmlns:wpg="http://schemas.microsoft.com/office/word/2010/wordprocessingGroup" xmlns:wpi="http://schemas.microsoft.com/office/word/2010/wordprocessingInk" xmlns:wne="http://schemas.microsoft.com/office/word/2006/wordml" xmlns:wps="http://schemas.microsoft.com/office/word/2010/wordprocessingShape" mc:Ignorable="w14 wp14">
   <w:docDefaults>
     <w:rPrDefault>
@@ -25085,7 +25268,7 @@
 </w:styles>
 </file>
 
-<file path=word/theme/theme1.xml><?xml version="1.0" encoding="utf-8"?>
+<file path=word\theme\theme1.xml><?xml version="1.0" encoding="utf-8"?>
 <a:theme xmlns:a="http://schemas.openxmlformats.org/drawingml/2006/main" name="Office Theme">
   <a:themeElements>
     <a:clrScheme name="Office">
@@ -25405,14 +25588,9 @@
 </a:theme>
 </file>
 
-<file path=customXml/item1.xml><?xml version="1.0" encoding="utf-8"?>
-<b:Sources xmlns:b="http://schemas.openxmlformats.org/officeDocument/2006/bibliography" xmlns="http://schemas.openxmlformats.org/officeDocument/2006/bibliography" SelectedStyle="/APA.XSL" StyleName="APA"/>
-</file>
-
-<file path=customXml/itemProps1.xml><?xml version="1.0" encoding="utf-8"?>
-<ds:datastoreItem xmlns:ds="http://schemas.openxmlformats.org/officeDocument/2006/customXml" ds:itemID="{EF278816-EC6F-A645-907D-7F25AECB1D4A}">
-  <ds:schemaRefs>
-    <ds:schemaRef ds:uri="http://schemas.openxmlformats.org/officeDocument/2006/bibliography"/>
-  </ds:schemaRefs>
-</ds:datastoreItem>
+<file path=word\webSettings.xml><?xml version="1.0" encoding="utf-8"?>
+<w:webSettings xmlns:mc="http://schemas.openxmlformats.org/markup-compatibility/2006" xmlns:r="http://schemas.openxmlformats.org/officeDocument/2006/relationships" xmlns:w="http://schemas.openxmlformats.org/wordprocessingml/2006/main" xmlns:w14="http://schemas.microsoft.com/office/word/2010/wordml" mc:Ignorable="w14">
+  <w:allowPNG/>
+  <w:doNotSaveAsSingleFile/>
+</w:webSettings>
 </file>
--- a/xiquimvargasmanuais/08_Plano_Transicao_e_Aceite_AutonomIA_ERP_2.2.1.docx
+++ b/xiquimvargasmanuais/08_Plano_Transicao_e_Aceite_AutonomIA_ERP_2.2.1.docx
@@ -108,1094 +108,580 @@
     </w:p>
     <w:p>
       <w:pPr>
-        <w:jc w:val="center"/>
+        <w:pStyle w:val="Heading1"/>
+        <w:spacing w:before="280" w:after="120"/>
       </w:pPr>
       <w:r>
         <w:rPr>
-          <w:rFonts w:ascii="Calibri" w:hAnsi="Calibri" w:eastAsia="Calibri"/>
           <w:b/>
           <w:color w:val="061A4F"/>
-          <w:sz w:val="28"/>
+          <w:sz w:val="32"/>
         </w:rPr>
-        <w:t>AUTONOMIA SYSTEMS</w:t>
+        <w:t xml:space="preserve">AUTONOMIA SYSTEMS — PLANO DE TRANSIÇÃO E ACEITE FORMAL</w:t>
       </w:r>
     </w:p>
     <w:p>
       <w:pPr>
-        <w:jc w:val="center"/>
+        <w:spacing w:after="120" w:line="260" w:lineRule="auto"/>
       </w:pPr>
       <w:r>
         <w:rPr>
-          <w:rFonts w:ascii="Calibri" w:hAnsi="Calibri" w:eastAsia="Calibri"/>
           <w:b/>
           <w:color w:val="061A4F"/>
-          <w:sz w:val="44"/>
+          <w:sz w:val="22"/>
         </w:rPr>
-        <w:t>Plano de TransiÃ§Ã£o e Aceite</w:t>
+        <w:t xml:space="preserve">Roteiro de Transição, Operação Assistida, Homologação e Termo de Aceite</w:t>
       </w:r>
     </w:p>
     <w:p>
       <w:pPr>
-        <w:jc w:val="center"/>
+        <w:spacing w:after="120" w:line="260" w:lineRule="auto"/>
       </w:pPr>
       <w:r>
         <w:rPr>
-          <w:rFonts w:ascii="Calibri" w:hAnsi="Calibri" w:eastAsia="Calibri"/>
-          <w:b w:val="0"/>
-          <w:color w:val="555555"/>
-          <w:sz w:val="24"/>
+          <w:b/>
+          <w:color w:val="061A4F"/>
+          <w:sz w:val="22"/>
         </w:rPr>
-        <w:t>Roteiro de transiÃ§Ã£o, operaÃ§Ã£o assistida, transferÃªncia de custÃ³dia e aceite formal</w:t>
+        <w:t xml:space="preserve">Versão:</w:t>
+      </w:r>
+      <w:r>
+        <w:rPr>
+          <w:color w:val="333333"/>
+          <w:sz w:val="22"/>
+        </w:rPr>
+        <w:t xml:space="preserve"> 2.2.1 / 1.8.2 Delivery Hardened | </w:t>
+      </w:r>
+      <w:r>
+        <w:rPr>
+          <w:b/>
+          <w:color w:val="061A4F"/>
+          <w:sz w:val="22"/>
+        </w:rPr>
+        <w:t xml:space="preserve">Data:</w:t>
+      </w:r>
+      <w:r>
+        <w:rPr>
+          <w:color w:val="333333"/>
+          <w:sz w:val="22"/>
+        </w:rPr>
+        <w:t xml:space="preserve"> Outubro de 2026</w:t>
       </w:r>
     </w:p>
     <w:p>
       <w:pPr>
-        <w:jc w:val="center"/>
+        <w:pStyle w:val="Heading2"/>
+        <w:spacing w:before="220" w:after="100"/>
       </w:pPr>
       <w:r>
         <w:rPr>
-          <w:rFonts w:ascii="Calibri" w:hAnsi="Calibri" w:eastAsia="Calibri"/>
           <w:b/>
-          <w:color w:val="0B3D91"/>
-          <w:sz w:val="22"/>
+          <w:color w:val="FD5E02"/>
+          <w:sz w:val="26"/>
         </w:rPr>
-        <w:t>VersÃ£o 2.2.1  Â·  Outubro de 2026</w:t>
+        <w:t xml:space="preserve">1. ROTEIRO DE TRANSIÇÃO E GO-LIVE</w:t>
       </w:r>
     </w:p>
     <w:p>
       <w:pPr>
-        <w:jc w:val="center"/>
+        <w:spacing w:after="120" w:line="260" w:lineRule="auto"/>
       </w:pPr>
       <w:r>
         <w:rPr>
-          <w:rFonts w:ascii="Calibri" w:hAnsi="Calibri" w:eastAsia="Calibri"/>
-          <w:b w:val="0"/>
-          <w:color w:val="555555"/>
-          <w:sz w:val="20"/>
+          <w:color w:val="333333"/>
+          <w:sz w:val="22"/>
         </w:rPr>
-        <w:t>Documento oficial de entrega de software</w:t>
-      </w:r>
-    </w:p>
-    <w:p>
-      <w:r>
-        <w:br w:type="page"/>
+        <w:t xml:space="preserve">O processo de entrada em produção plena (Go-Live) obedece ao cronograma estruturado abaixo:</w:t>
       </w:r>
     </w:p>
     <w:p>
       <w:pPr>
-        <w:spacing w:before="240" w:after="160"/>
+        <w:spacing w:after="60" w:line="240" w:lineRule="auto"/>
       </w:pPr>
       <w:r>
         <w:rPr>
-          <w:rFonts w:ascii="Calibri" w:hAnsi="Calibri" w:eastAsia="Calibri"/>
+          <w:b/>
+          <w:color w:val="FD5E02"/>
+          <w:sz w:val="22"/>
+        </w:rPr>
+        <w:t xml:space="preserve">1. </w:t>
+      </w:r>
+      <w:r>
+        <w:rPr>
           <w:b/>
           <w:color w:val="061A4F"/>
-          <w:sz w:val="36"/>
-        </w:rPr>
-        <w:t>1. Objetivo e Escopo da TransiÃ§Ã£o</w:t>
-      </w:r>
-    </w:p>
-    <w:p>
-      <w:pPr>
-        <w:spacing w:after="120" w:line="276" w:lineRule="auto"/>
-      </w:pPr>
-      <w:r>
-        <w:rPr>
-          <w:rFonts w:ascii="Calibri" w:hAnsi="Calibri" w:eastAsia="Calibri"/>
-          <w:b w:val="0"/>
-          <w:color w:val="333333"/>
           <w:sz w:val="22"/>
         </w:rPr>
-        <w:t xml:space="preserve">O presente documento estabelece as diretrizes estratÃ©gicas, tÃ©cnicas e operacionais para a transferÃªncia formal do ERP AutonomIA Release 2.2.1 para o ambiente produtivo do Xiquim Vargas.</w:t>
-      </w:r>
-    </w:p>
-    <w:p>
-      <w:pPr>
-        <w:spacing w:after="120" w:line="276" w:lineRule="auto"/>
-      </w:pPr>
-      <w:r>
-        <w:rPr>
-          <w:rFonts w:ascii="Calibri" w:hAnsi="Calibri" w:eastAsia="Calibri"/>
-          <w:b w:val="0"/>
-          <w:color w:val="333333"/>
-          <w:sz w:val="22"/>
-        </w:rPr>
-        <w:t xml:space="preserve">O objetivo deste plano Ã© estruturar a transiÃ§Ã£o de modo a assegurar continuidade ininterrupta das vendas no balcÃ£o e no campo, capacitaÃ§Ã£o prÃ¡tica de todos os operadores e validaÃ§Ã£o formal de todos os critÃ©rios de aceitaÃ§Ã£o contratual.</w:t>
-      </w:r>
-    </w:p>
-    <w:p>
-      <w:pPr>
-        <w:spacing w:before="240" w:after="160"/>
-      </w:pPr>
-      <w:r>
-        <w:rPr>
-          <w:rFonts w:ascii="Calibri" w:hAnsi="Calibri" w:eastAsia="Calibri"/>
-          <w:b/>
-          <w:color w:val="061A4F"/>
-          <w:sz w:val="36"/>
-        </w:rPr>
-        <w:t>2. Cronograma das Fases de TransiÃ§Ã£o (Go-Live)</w:t>
-      </w:r>
-    </w:p>
-    <w:p>
-      <w:pPr>
-        <w:spacing w:after="120" w:line="276" w:lineRule="auto"/>
-      </w:pPr>
-      <w:r>
-        <w:rPr>
-          <w:rFonts w:ascii="Calibri" w:hAnsi="Calibri" w:eastAsia="Calibri"/>
-          <w:b w:val="0"/>
-          <w:color w:val="333333"/>
-          <w:sz w:val="22"/>
-        </w:rPr>
-        <w:t xml:space="preserve">A execuÃ§Ã£o da transiÃ§Ã£o Ã© dividida em 5 fases sequenciais com marcos bem definidos:</w:t>
+        <w:t xml:space="preserve">Fase 1 — Infraestrutura e Persistência em Nuvem (Concluída):</w:t>
       </w:r>
     </w:p>
     <w:p>
       <w:pPr>
         <w:pStyle w:val="ListBullet"/>
-        <w:spacing w:after="80" w:line="260" w:lineRule="auto"/>
+        <w:spacing w:after="60" w:line="240" w:lineRule="auto"/>
       </w:pPr>
       <w:r>
         <w:rPr>
-          <w:rFonts w:ascii="Calibri" w:hAnsi="Calibri" w:eastAsia="Calibri"/>
-          <w:b/>
-          <w:color w:val="061A4F"/>
+          <w:color w:val="333333"/>
           <w:sz w:val="22"/>
         </w:rPr>
-        <w:t xml:space="preserve">â€¢ Fase 1 - Provisionamento e Infraestrutura: </w:t>
+        <w:t xml:space="preserve">Publicação do ambiente oficial no Render sob HTTPS: </w:t>
       </w:r>
       <w:r>
         <w:rPr>
-          <w:rFonts w:ascii="Calibri" w:hAnsi="Calibri" w:eastAsia="Calibri"/>
-          <w:b w:val="0"/>
+          <w:rFonts w:ascii="Consolas" w:hAnsi="Consolas"/>
+          <w:color w:val="C7254E"/>
+          <w:shd w:val="clear" w:color="auto" w:fill="F9F2F4"/>
+          <w:sz w:val="20"/>
+        </w:rPr>
+        <w:t xml:space="preserve">https://xiquim-vargas-erp.onrender.com</w:t>
+      </w:r>
+      <w:r>
+        <w:rPr>
           <w:color w:val="333333"/>
           <w:sz w:val="22"/>
         </w:rPr>
-        <w:t xml:space="preserve">ConfiguraÃ§Ã£o do Web Service no Render PaaS, vinculaÃ§Ã£o do volume de disco persistente em /var/data, ativaÃ§Ã£o de certificados SSL e parametrizaÃ§Ã£o das variÃ¡veis de ambiente de produÃ§Ã£o.</w:t>
+        <w:t xml:space="preserve">.</w:t>
       </w:r>
     </w:p>
     <w:p>
       <w:pPr>
         <w:pStyle w:val="ListBullet"/>
-        <w:spacing w:after="80" w:line="260" w:lineRule="auto"/>
+        <w:spacing w:after="60" w:line="240" w:lineRule="auto"/>
       </w:pPr>
       <w:r>
         <w:rPr>
-          <w:rFonts w:ascii="Calibri" w:hAnsi="Calibri" w:eastAsia="Calibri"/>
+          <w:color w:val="333333"/>
+          <w:sz w:val="22"/>
+        </w:rPr>
+        <w:t xml:space="preserve">Montagem e homologação do disco persistente de 10GB em </w:t>
+      </w:r>
+      <w:r>
+        <w:rPr>
+          <w:rFonts w:ascii="Consolas" w:hAnsi="Consolas"/>
+          <w:color w:val="C7254E"/>
+          <w:shd w:val="clear" w:color="auto" w:fill="F9F2F4"/>
+          <w:sz w:val="20"/>
+        </w:rPr>
+        <w:t xml:space="preserve">/var/data</w:t>
+      </w:r>
+      <w:r>
+        <w:rPr>
+          <w:color w:val="333333"/>
+          <w:sz w:val="22"/>
+        </w:rPr>
+        <w:t xml:space="preserve">.</w:t>
+      </w:r>
+    </w:p>
+    <w:p>
+      <w:pPr>
+        <w:spacing w:after="60" w:line="240" w:lineRule="auto"/>
+      </w:pPr>
+      <w:r>
+        <w:rPr>
+          <w:b/>
+          <w:color w:val="FD5E02"/>
+          <w:sz w:val="22"/>
+        </w:rPr>
+        <w:t xml:space="preserve">2. </w:t>
+      </w:r>
+      <w:r>
+        <w:rPr>
           <w:b/>
           <w:color w:val="061A4F"/>
           <w:sz w:val="22"/>
         </w:rPr>
-        <w:t xml:space="preserve">â€¢ Fase 2 - ParametrizaÃ§Ã£o Comercial e Carga de Dados: </w:t>
-      </w:r>
-      <w:r>
-        <w:rPr>
-          <w:rFonts w:ascii="Calibri" w:hAnsi="Calibri" w:eastAsia="Calibri"/>
-          <w:b w:val="0"/>
-          <w:color w:val="333333"/>
-          <w:sz w:val="22"/>
-        </w:rPr>
-        <w:t xml:space="preserve">ImportaÃ§Ã£o do catÃ¡logo de produtos, cadastro de fornecedores, definiÃ§Ã£o de tabelas de preÃ§o por canal, vinculaÃ§Ã£o de tabelas de clientes e aplicaÃ§Ã£o da Identidade Empresarial (logotipos, capas e cores).</w:t>
+        <w:t xml:space="preserve">Fase 2 — Base de Dados e Auditoria (Concluída):</w:t>
       </w:r>
     </w:p>
     <w:p>
       <w:pPr>
         <w:pStyle w:val="ListBullet"/>
-        <w:spacing w:after="80" w:line="260" w:lineRule="auto"/>
+        <w:spacing w:after="60" w:line="240" w:lineRule="auto"/>
       </w:pPr>
       <w:r>
         <w:rPr>
-          <w:rFonts w:ascii="Calibri" w:hAnsi="Calibri" w:eastAsia="Calibri"/>
-          <w:b/>
-          <w:color w:val="061A4F"/>
-          <w:sz w:val="22"/>
-        </w:rPr>
-        <w:t xml:space="preserve">â€¢ Fase 3 - CapacitaÃ§Ã£o e Treinamento das Equipes: </w:t>
-      </w:r>
-      <w:r>
-        <w:rPr>
-          <w:rFonts w:ascii="Calibri" w:hAnsi="Calibri" w:eastAsia="Calibri"/>
-          <w:b w:val="0"/>
           <w:color w:val="333333"/>
           <w:sz w:val="22"/>
         </w:rPr>
-        <w:t xml:space="preserve">Treinamento hands-on para operadores da Torre de Controle, conferentes de expediÃ§Ã£o, operadores de caixa no PDV, vendedores externos (app mobile) e motoristas (app de entrega com WhatsApp e retornos).</w:t>
+        <w:t xml:space="preserve">Homologação dos 620 SKUs comerciais com fotos HD oficiais e estoque inicial ativo (1.236.986 unidades).</w:t>
       </w:r>
     </w:p>
     <w:p>
       <w:pPr>
         <w:pStyle w:val="ListBullet"/>
-        <w:spacing w:after="80" w:line="260" w:lineRule="auto"/>
+        <w:spacing w:after="60" w:line="240" w:lineRule="auto"/>
       </w:pPr>
       <w:r>
         <w:rPr>
-          <w:rFonts w:ascii="Calibri" w:hAnsi="Calibri" w:eastAsia="Calibri"/>
+          <w:color w:val="333333"/>
+          <w:sz w:val="22"/>
+        </w:rPr>
+        <w:t xml:space="preserve">Validação de todos os perfis operacionais, credenciais de acesso e cadastros de clientes da carteira.</w:t>
+      </w:r>
+    </w:p>
+    <w:p>
+      <w:pPr>
+        <w:spacing w:after="60" w:line="240" w:lineRule="auto"/>
+      </w:pPr>
+      <w:r>
+        <w:rPr>
+          <w:b/>
+          <w:color w:val="FD5E02"/>
+          <w:sz w:val="22"/>
+        </w:rPr>
+        <w:t xml:space="preserve">3. </w:t>
+      </w:r>
+      <w:r>
+        <w:rPr>
           <w:b/>
           <w:color w:val="061A4F"/>
           <w:sz w:val="22"/>
         </w:rPr>
-        <w:t xml:space="preserve">â€¢ Fase 4 - OperaÃ§Ã£o Assistida (Go-Live): </w:t>
-      </w:r>
-      <w:r>
-        <w:rPr>
-          <w:rFonts w:ascii="Calibri" w:hAnsi="Calibri" w:eastAsia="Calibri"/>
-          <w:b w:val="0"/>
-          <w:color w:val="333333"/>
-          <w:sz w:val="22"/>
-        </w:rPr>
-        <w:t xml:space="preserve">InÃ­cio da operaÃ§Ã£o oficial com acompanhamento tÃ©cnico presencial/remoto durante os primeiros turnos de trabalho, monitorando logs de SSE, integridade de estoque e conciliaÃ§Ãµes de caixa.</w:t>
+        <w:t xml:space="preserve">Fase 3 — Distribuição dos 4 Aplicativos Nativos (Em Execução):</w:t>
       </w:r>
     </w:p>
     <w:p>
       <w:pPr>
         <w:pStyle w:val="ListBullet"/>
-        <w:spacing w:after="80" w:line="260" w:lineRule="auto"/>
+        <w:spacing w:after="60" w:line="240" w:lineRule="auto"/>
       </w:pPr>
       <w:r>
         <w:rPr>
-          <w:rFonts w:ascii="Calibri" w:hAnsi="Calibri" w:eastAsia="Calibri"/>
+          <w:color w:val="333333"/>
+          <w:sz w:val="22"/>
+        </w:rPr>
+        <w:t xml:space="preserve">Instalação dos APKs v1.8.3 nos smartphones e terminais da equipe de vendas, caixa, logística e diretoria.</w:t>
+      </w:r>
+    </w:p>
+    <w:p>
+      <w:pPr>
+        <w:spacing w:after="60" w:line="240" w:lineRule="auto"/>
+      </w:pPr>
+      <w:r>
+        <w:rPr>
+          <w:b/>
+          <w:color w:val="FD5E02"/>
+          <w:sz w:val="22"/>
+        </w:rPr>
+        <w:t xml:space="preserve">4. </w:t>
+      </w:r>
+      <w:r>
+        <w:rPr>
           <w:b/>
           <w:color w:val="061A4F"/>
           <w:sz w:val="22"/>
         </w:rPr>
-        <w:t xml:space="preserve">â€¢ Fase 5 - HomologaÃ§Ã£o Final e TransferÃªncia de CustÃ³dia: </w:t>
-      </w:r>
-      <w:r>
-        <w:rPr>
-          <w:rFonts w:ascii="Calibri" w:hAnsi="Calibri" w:eastAsia="Calibri"/>
-          <w:b w:val="0"/>
-          <w:color w:val="333333"/>
-          <w:sz w:val="22"/>
-        </w:rPr>
-        <w:t xml:space="preserve">Auditoria dos primeiros fechamentos de turno, validaÃ§Ã£o da rotina diÃ¡ria de backup e assinatura formal do termo de aceite definitivo.</w:t>
-      </w:r>
-    </w:p>
-    <w:p>
-      <w:pPr>
-        <w:spacing w:before="240" w:after="160"/>
-      </w:pPr>
-      <w:r>
-        <w:rPr>
-          <w:rFonts w:ascii="Calibri" w:hAnsi="Calibri" w:eastAsia="Calibri"/>
-          <w:b/>
-          <w:color w:val="061A4F"/>
-          <w:sz w:val="36"/>
-        </w:rPr>
-        <w:t>3. CritÃ©rios Formais de Aceite TÃ©cnico e Operacional</w:t>
-      </w:r>
-    </w:p>
-    <w:p>
-      <w:pPr>
-        <w:spacing w:after="120" w:line="276" w:lineRule="auto"/>
-      </w:pPr>
-      <w:r>
-        <w:rPr>
-          <w:rFonts w:ascii="Calibri" w:hAnsi="Calibri" w:eastAsia="Calibri"/>
-          <w:b w:val="0"/>
-          <w:color w:val="333333"/>
-          <w:sz w:val="22"/>
-        </w:rPr>
-        <w:t xml:space="preserve">A conclusÃ£o do projeto estÃ¡ condicionada ao atendimento satisfatÃ³rio dos seguintes critÃ©rios objetivos:</w:t>
-      </w:r>
-    </w:p>
-    <w:tbl xmlns:w="http://schemas.openxmlformats.org/wordprocessingml/2006/main">
-      <w:tblPr>
-        <w:tblStyle w:val="TableGrid"/>
-        <w:tblW w:type="auto" w:w="0"/>
-        <w:tblLook w:firstColumn="1" w:firstRow="1" w:lastColumn="0" w:lastRow="0" w:noHBand="0" w:noVBand="1" w:val="04A0"/>
-      </w:tblPr>
-      <w:tblGrid>
-        <w:gridCol w:w="3000"/>
-        <w:gridCol w:w="3972"/>
-        <w:gridCol w:w="3000"/>
-      </w:tblGrid>
-      <w:tr>
-        <w:tc>
-          <w:tcPr>
-            <w:tcW w:type="dxa" w:w="3000"/>
-            <w:shd w:fill="0B3D91"/>
-          </w:tcPr>
-          <w:p>
-            <w:pPr>
-              <w:spacing w:before="60" w:after="60"/>
-            </w:pPr>
-            <w:r>
-              <w:rPr>
-                <w:rFonts w:ascii="Calibri" w:hAnsi="Calibri" w:eastAsia="Calibri"/>
-                <w:b/>
-                <w:color w:val="FFFFFF"/>
-                <w:sz w:val="20"/>
-              </w:rPr>
-              <w:t>CritÃ©rio de Aceite</w:t>
-            </w:r>
-          </w:p>
-        </w:tc>
-        <w:tc>
-          <w:tcPr>
-            <w:tcW w:type="dxa" w:w="3972"/>
-            <w:shd w:fill="0B3D91"/>
-          </w:tcPr>
-          <w:p>
-            <w:pPr>
-              <w:spacing w:before="60" w:after="60"/>
-            </w:pPr>
-            <w:r>
-              <w:rPr>
-                <w:rFonts w:ascii="Calibri" w:hAnsi="Calibri" w:eastAsia="Calibri"/>
-                <w:b/>
-                <w:color w:val="FFFFFF"/>
-                <w:sz w:val="20"/>
-              </w:rPr>
-              <w:t>Indicador de Conformidade</w:t>
-            </w:r>
-          </w:p>
-        </w:tc>
-        <w:tc>
-          <w:tcPr>
-            <w:tcW w:type="dxa" w:w="3000"/>
-            <w:shd w:fill="0B3D91"/>
-          </w:tcPr>
-          <w:p>
-            <w:pPr>
-              <w:spacing w:before="60" w:after="60"/>
-            </w:pPr>
-            <w:r>
-              <w:rPr>
-                <w:rFonts w:ascii="Calibri" w:hAnsi="Calibri" w:eastAsia="Calibri"/>
-                <w:b/>
-                <w:color w:val="FFFFFF"/>
-                <w:sz w:val="20"/>
-              </w:rPr>
-              <w:t>EvidÃªncia TÃ©cnica Validada</w:t>
-            </w:r>
-          </w:p>
-        </w:tc>
-      </w:tr>
-      <w:tr>
-        <w:tc>
-          <w:tcPr>
-            <w:tcW w:type="dxa" w:w="3000"/>
-          </w:tcPr>
-          <w:p>
-            <w:pPr>
-              <w:spacing w:before="40" w:after="40"/>
-              <w:line w:line="240" w:lineRule="auto"/>
-            </w:pPr>
-            <w:r>
-              <w:rPr>
-                <w:rFonts w:ascii="Calibri" w:hAnsi="Calibri" w:eastAsia="Calibri"/>
-                <w:b w:val="0"/>
-                <w:color w:val="333333"/>
-                <w:sz w:val="18"/>
-              </w:rPr>
-              <w:t xml:space="preserve">Disponibilidade do ServiÃ§o</w:t>
-            </w:r>
-          </w:p>
-        </w:tc>
-        <w:tc>
-          <w:tcPr>
-            <w:tcW w:type="dxa" w:w="3972"/>
-          </w:tcPr>
-          <w:p>
-            <w:pPr>
-              <w:spacing w:before="40" w:after="40"/>
-              <w:line w:line="240" w:lineRule="auto"/>
-            </w:pPr>
-            <w:r>
-              <w:rPr>
-                <w:rFonts w:ascii="Calibri" w:hAnsi="Calibri" w:eastAsia="Calibri"/>
-                <w:b w:val="0"/>
-                <w:color w:val="333333"/>
-                <w:sz w:val="18"/>
-              </w:rPr>
-              <w:t xml:space="preserve">Sonda /ready ativa com tempo de resposta &lt; 200ms.</w:t>
-            </w:r>
-          </w:p>
-        </w:tc>
-        <w:tc>
-          <w:tcPr>
-            <w:tcW w:type="dxa" w:w="3000"/>
-          </w:tcPr>
-          <w:p>
-            <w:pPr>
-              <w:spacing w:before="40" w:after="40"/>
-              <w:line w:line="240" w:lineRule="auto"/>
-            </w:pPr>
-            <w:r>
-              <w:rPr>
-                <w:rFonts w:ascii="Calibri" w:hAnsi="Calibri" w:eastAsia="Calibri"/>
-                <w:b w:val="0"/>
-                <w:color w:val="333333"/>
-                <w:sz w:val="18"/>
-              </w:rPr>
-              <w:t xml:space="preserve">VerificaÃ§Ã£o contÃ­nua de healthcheck sem quedas.</w:t>
-            </w:r>
-          </w:p>
-        </w:tc>
-      </w:tr>
-      <w:tr>
-        <w:tc>
-          <w:tcPr>
-            <w:tcW w:type="dxa" w:w="3000"/>
-            <w:shd w:fill="F0F4F8"/>
-          </w:tcPr>
-          <w:p>
-            <w:pPr>
-              <w:spacing w:before="40" w:after="40"/>
-              <w:line w:line="240" w:lineRule="auto"/>
-            </w:pPr>
-            <w:r>
-              <w:rPr>
-                <w:rFonts w:ascii="Calibri" w:hAnsi="Calibri" w:eastAsia="Calibri"/>
-                <w:b w:val="0"/>
-                <w:color w:val="333333"/>
-                <w:sz w:val="18"/>
-              </w:rPr>
-              <w:t xml:space="preserve">SincronizaÃ§Ã£o em Tempo Real</w:t>
-            </w:r>
-          </w:p>
-        </w:tc>
-        <w:tc>
-          <w:tcPr>
-            <w:tcW w:type="dxa" w:w="3972"/>
-            <w:shd w:fill="F0F4F8"/>
-          </w:tcPr>
-          <w:p>
-            <w:pPr>
-              <w:spacing w:before="40" w:after="40"/>
-              <w:line w:line="240" w:lineRule="auto"/>
-            </w:pPr>
-            <w:r>
-              <w:rPr>
-                <w:rFonts w:ascii="Calibri" w:hAnsi="Calibri" w:eastAsia="Calibri"/>
-                <w:b w:val="0"/>
-                <w:color w:val="333333"/>
-                <w:sz w:val="18"/>
-              </w:rPr>
-              <w:t xml:space="preserve">AtualizaÃ§Ã£o instantÃ¢nea sem recarregar a tela (zero reload).</w:t>
-            </w:r>
-          </w:p>
-        </w:tc>
-        <w:tc>
-          <w:tcPr>
-            <w:tcW w:type="dxa" w:w="3000"/>
-            <w:shd w:fill="F0F4F8"/>
-          </w:tcPr>
-          <w:p>
-            <w:pPr>
-              <w:spacing w:before="40" w:after="40"/>
-              <w:line w:line="240" w:lineRule="auto"/>
-            </w:pPr>
-            <w:r>
-              <w:rPr>
-                <w:rFonts w:ascii="Calibri" w:hAnsi="Calibri" w:eastAsia="Calibri"/>
-                <w:b w:val="0"/>
-                <w:color w:val="333333"/>
-                <w:sz w:val="18"/>
-              </w:rPr>
-              <w:t xml:space="preserve">Novos pedidos e retornos refletem em SSE imediatamente.</w:t>
-            </w:r>
-          </w:p>
-        </w:tc>
-      </w:tr>
-      <w:tr>
-        <w:tc>
-          <w:tcPr>
-            <w:tcW w:type="dxa" w:w="3000"/>
-          </w:tcPr>
-          <w:p>
-            <w:pPr>
-              <w:spacing w:before="40" w:after="40"/>
-              <w:line w:line="240" w:lineRule="auto"/>
-            </w:pPr>
-            <w:r>
-              <w:rPr>
-                <w:rFonts w:ascii="Calibri" w:hAnsi="Calibri" w:eastAsia="Calibri"/>
-                <w:b w:val="0"/>
-                <w:color w:val="333333"/>
-                <w:sz w:val="18"/>
-              </w:rPr>
-              <w:t xml:space="preserve">Integridade de Estoque</w:t>
-            </w:r>
-          </w:p>
-        </w:tc>
-        <w:tc>
-          <w:tcPr>
-            <w:tcW w:type="dxa" w:w="3972"/>
-          </w:tcPr>
-          <w:p>
-            <w:pPr>
-              <w:spacing w:before="40" w:after="40"/>
-              <w:line w:line="240" w:lineRule="auto"/>
-            </w:pPr>
-            <w:r>
-              <w:rPr>
-                <w:rFonts w:ascii="Calibri" w:hAnsi="Calibri" w:eastAsia="Calibri"/>
-                <w:b w:val="0"/>
-                <w:color w:val="333333"/>
-                <w:sz w:val="18"/>
-              </w:rPr>
-              <w:t xml:space="preserve">Reserva atÃ´mica de saldo e baixa correta no faturamento.</w:t>
-            </w:r>
-          </w:p>
-        </w:tc>
-        <w:tc>
-          <w:tcPr>
-            <w:tcW w:type="dxa" w:w="3000"/>
-          </w:tcPr>
-          <w:p>
-            <w:pPr>
-              <w:spacing w:before="40" w:after="40"/>
-              <w:line w:line="240" w:lineRule="auto"/>
-            </w:pPr>
-            <w:r>
-              <w:rPr>
-                <w:rFonts w:ascii="Calibri" w:hAnsi="Calibri" w:eastAsia="Calibri"/>
-                <w:b w:val="0"/>
-                <w:color w:val="333333"/>
-                <w:sz w:val="18"/>
-              </w:rPr>
-              <w:t xml:space="preserve">Zero divergÃªncia fÃ­sica e conciliaÃ§Ã£o perfeita do razÃ£o.</w:t>
-            </w:r>
-          </w:p>
-        </w:tc>
-      </w:tr>
-      <w:tr>
-        <w:tc>
-          <w:tcPr>
-            <w:tcW w:type="dxa" w:w="3000"/>
-            <w:shd w:fill="F0F4F8"/>
-          </w:tcPr>
-          <w:p>
-            <w:pPr>
-              <w:spacing w:before="40" w:after="40"/>
-              <w:line w:line="240" w:lineRule="auto"/>
-            </w:pPr>
-            <w:r>
-              <w:rPr>
-                <w:rFonts w:ascii="Calibri" w:hAnsi="Calibri" w:eastAsia="Calibri"/>
-                <w:b w:val="0"/>
-                <w:color w:val="333333"/>
-                <w:sz w:val="18"/>
-              </w:rPr>
-              <w:t xml:space="preserve">OperaÃ§Ã£o MÃ³vel do Motorista</w:t>
-            </w:r>
-          </w:p>
-        </w:tc>
-        <w:tc>
-          <w:tcPr>
-            <w:tcW w:type="dxa" w:w="3972"/>
-            <w:shd w:fill="F0F4F8"/>
-          </w:tcPr>
-          <w:p>
-            <w:pPr>
-              <w:spacing w:before="40" w:after="40"/>
-              <w:line w:line="240" w:lineRule="auto"/>
-            </w:pPr>
-            <w:r>
-              <w:rPr>
-                <w:rFonts w:ascii="Calibri" w:hAnsi="Calibri" w:eastAsia="Calibri"/>
-                <w:b w:val="0"/>
-                <w:color w:val="333333"/>
-                <w:sz w:val="18"/>
-              </w:rPr>
-              <w:t xml:space="preserve">ComunicaÃ§Ã£o WhatsApp/telefone e registro de paradas.</w:t>
-            </w:r>
-          </w:p>
-        </w:tc>
-        <w:tc>
-          <w:tcPr>
-            <w:tcW w:type="dxa" w:w="3000"/>
-            <w:shd w:fill="F0F4F8"/>
-          </w:tcPr>
-          <w:p>
-            <w:pPr>
-              <w:spacing w:before="40" w:after="40"/>
-              <w:line w:line="240" w:lineRule="auto"/>
-            </w:pPr>
-            <w:r>
-              <w:rPr>
-                <w:rFonts w:ascii="Calibri" w:hAnsi="Calibri" w:eastAsia="Calibri"/>
-                <w:b w:val="0"/>
-                <w:color w:val="333333"/>
-                <w:sz w:val="18"/>
-              </w:rPr>
-              <w:t xml:space="preserve">BotÃµes de contato funcionais e comprovantes arquivados.</w:t>
-            </w:r>
-          </w:p>
-        </w:tc>
-      </w:tr>
-      <w:tr>
-        <w:tc>
-          <w:tcPr>
-            <w:tcW w:type="dxa" w:w="3000"/>
-          </w:tcPr>
-          <w:p>
-            <w:pPr>
-              <w:spacing w:before="40" w:after="40"/>
-              <w:line w:line="240" w:lineRule="auto"/>
-            </w:pPr>
-            <w:r>
-              <w:rPr>
-                <w:rFonts w:ascii="Calibri" w:hAnsi="Calibri" w:eastAsia="Calibri"/>
-                <w:b w:val="0"/>
-                <w:color w:val="333333"/>
-                <w:sz w:val="18"/>
-              </w:rPr>
-              <w:t xml:space="preserve">Mecanismo de Insucesso LogÃ­stico</w:t>
-            </w:r>
-          </w:p>
-        </w:tc>
-        <w:tc>
-          <w:tcPr>
-            <w:tcW w:type="dxa" w:w="3972"/>
-          </w:tcPr>
-          <w:p>
-            <w:pPr>
-              <w:spacing w:before="40" w:after="40"/>
-              <w:line w:line="240" w:lineRule="auto"/>
-            </w:pPr>
-            <w:r>
-              <w:rPr>
-                <w:rFonts w:ascii="Calibri" w:hAnsi="Calibri" w:eastAsia="Calibri"/>
-                <w:b w:val="0"/>
-                <w:color w:val="333333"/>
-                <w:sz w:val="18"/>
-              </w:rPr>
-              <w:t xml:space="preserve">ReversÃ£o automÃ¡tica de pedidos para SEPARACAO ao marcar falha.</w:t>
-            </w:r>
-          </w:p>
-        </w:tc>
-        <w:tc>
-          <w:tcPr>
-            <w:tcW w:type="dxa" w:w="3000"/>
-          </w:tcPr>
-          <w:p>
-            <w:pPr>
-              <w:spacing w:before="40" w:after="40"/>
-              <w:line w:line="240" w:lineRule="auto"/>
-            </w:pPr>
-            <w:r>
-              <w:rPr>
-                <w:rFonts w:ascii="Calibri" w:hAnsi="Calibri" w:eastAsia="Calibri"/>
-                <w:b w:val="0"/>
-                <w:color w:val="333333"/>
-                <w:sz w:val="18"/>
-              </w:rPr>
-              <w:t xml:space="preserve">Rollback atÃ´mico e alerta no Painel de Retornados da Torre.</w:t>
-            </w:r>
-          </w:p>
-        </w:tc>
-      </w:tr>
-      <w:tr>
-        <w:tc>
-          <w:tcPr>
-            <w:tcW w:type="dxa" w:w="3000"/>
-            <w:shd w:fill="F0F4F8"/>
-          </w:tcPr>
-          <w:p>
-            <w:pPr>
-              <w:spacing w:before="40" w:after="40"/>
-              <w:line w:line="240" w:lineRule="auto"/>
-            </w:pPr>
-            <w:r>
-              <w:rPr>
-                <w:rFonts w:ascii="Calibri" w:hAnsi="Calibri" w:eastAsia="Calibri"/>
-                <w:b w:val="0"/>
-                <w:color w:val="333333"/>
-                <w:sz w:val="18"/>
-              </w:rPr>
-              <w:t xml:space="preserve">Doca de Recebimento (Inbound)</w:t>
-            </w:r>
-          </w:p>
-        </w:tc>
-        <w:tc>
-          <w:tcPr>
-            <w:tcW w:type="dxa" w:w="3972"/>
-            <w:shd w:fill="F0F4F8"/>
-          </w:tcPr>
-          <w:p>
-            <w:pPr>
-              <w:spacing w:before="40" w:after="40"/>
-              <w:line w:line="240" w:lineRule="auto"/>
-            </w:pPr>
-            <w:r>
-              <w:rPr>
-                <w:rFonts w:ascii="Calibri" w:hAnsi="Calibri" w:eastAsia="Calibri"/>
-                <w:b w:val="0"/>
-                <w:color w:val="333333"/>
-                <w:sz w:val="18"/>
-              </w:rPr>
-              <w:t xml:space="preserve">ConferÃªncia de compras e entrada imediata no estoque.</w:t>
-            </w:r>
-          </w:p>
-        </w:tc>
-        <w:tc>
-          <w:tcPr>
-            <w:tcW w:type="dxa" w:w="3000"/>
-            <w:shd w:fill="F0F4F8"/>
-          </w:tcPr>
-          <w:p>
-            <w:pPr>
-              <w:spacing w:before="40" w:after="40"/>
-              <w:line w:line="240" w:lineRule="auto"/>
-            </w:pPr>
-            <w:r>
-              <w:rPr>
-                <w:rFonts w:ascii="Calibri" w:hAnsi="Calibri" w:eastAsia="Calibri"/>
-                <w:b w:val="0"/>
-                <w:color w:val="333333"/>
-                <w:sz w:val="18"/>
-              </w:rPr>
-              <w:t xml:space="preserve">AlimentaÃ§Ã£o automÃ¡tica do estoque fÃ­sico e comercial.</w:t>
-            </w:r>
-          </w:p>
-        </w:tc>
-      </w:tr>
-      <w:tr>
-        <w:tc>
-          <w:tcPr>
-            <w:tcW w:type="dxa" w:w="3000"/>
-          </w:tcPr>
-          <w:p>
-            <w:pPr>
-              <w:spacing w:before="40" w:after="40"/>
-              <w:line w:line="240" w:lineRule="auto"/>
-            </w:pPr>
-            <w:r>
-              <w:rPr>
-                <w:rFonts w:ascii="Calibri" w:hAnsi="Calibri" w:eastAsia="Calibri"/>
-                <w:b w:val="0"/>
-                <w:color w:val="333333"/>
-                <w:sz w:val="18"/>
-              </w:rPr>
-              <w:t xml:space="preserve">Rotina de Backup e RecuperaÃ§Ã£o</w:t>
-            </w:r>
-          </w:p>
-        </w:tc>
-        <w:tc>
-          <w:tcPr>
-            <w:tcW w:type="dxa" w:w="3972"/>
-          </w:tcPr>
-          <w:p>
-            <w:pPr>
-              <w:spacing w:before="40" w:after="40"/>
-              <w:line w:line="240" w:lineRule="auto"/>
-            </w:pPr>
-            <w:r>
-              <w:rPr>
-                <w:rFonts w:ascii="Calibri" w:hAnsi="Calibri" w:eastAsia="Calibri"/>
-                <w:b w:val="0"/>
-                <w:color w:val="333333"/>
-                <w:sz w:val="18"/>
-              </w:rPr>
-              <w:t xml:space="preserve">Snapshot consistente com WAL checkpoint e hash SHA-256.</w:t>
-            </w:r>
-          </w:p>
-        </w:tc>
-        <w:tc>
-          <w:tcPr>
-            <w:tcW w:type="dxa" w:w="3000"/>
-          </w:tcPr>
-          <w:p>
-            <w:pPr>
-              <w:spacing w:before="40" w:after="40"/>
-              <w:line w:line="240" w:lineRule="auto"/>
-            </w:pPr>
-            <w:r>
-              <w:rPr>
-                <w:rFonts w:ascii="Calibri" w:hAnsi="Calibri" w:eastAsia="Calibri"/>
-                <w:b w:val="0"/>
-                <w:color w:val="333333"/>
-                <w:sz w:val="18"/>
-              </w:rPr>
-              <w:t xml:space="preserve">GeraÃ§Ã£o do pacote de backup e teste de integridade aprovado.</w:t>
-            </w:r>
-          </w:p>
-        </w:tc>
-      </w:tr>
-    </w:tbl>
-    <w:p>
-      <w:pPr>
-        <w:spacing w:before="240" w:after="160"/>
-      </w:pPr>
-      <w:r>
-        <w:rPr>
-          <w:rFonts w:ascii="Calibri" w:hAnsi="Calibri" w:eastAsia="Calibri"/>
-          <w:b/>
-          <w:color w:val="061A4F"/>
-          <w:sz w:val="36"/>
-        </w:rPr>
-        <w:t>4. GovernanÃ§a de Suporte e Escalonamento PÃ³s Go-Live</w:t>
-      </w:r>
-    </w:p>
-    <w:p>
-      <w:pPr>
-        <w:spacing w:after="120" w:line="276" w:lineRule="auto"/>
-      </w:pPr>
-      <w:r>
-        <w:rPr>
-          <w:rFonts w:ascii="Calibri" w:hAnsi="Calibri" w:eastAsia="Calibri"/>
-          <w:b w:val="0"/>
-          <w:color w:val="333333"/>
-          <w:sz w:val="22"/>
-        </w:rPr>
-        <w:t xml:space="preserve">Para a fase de sustentaÃ§Ã£o continuada, fica estabelecida a seguinte estrutura de suporte:</w:t>
+        <w:t xml:space="preserve">Fase 4 — Operação Assistida (15 Dias):</w:t>
       </w:r>
     </w:p>
     <w:p>
       <w:pPr>
         <w:pStyle w:val="ListBullet"/>
-        <w:spacing w:after="80" w:line="260" w:lineRule="auto"/>
+        <w:spacing w:after="60" w:line="240" w:lineRule="auto"/>
       </w:pPr>
       <w:r>
         <w:rPr>
-          <w:rFonts w:ascii="Calibri" w:hAnsi="Calibri" w:eastAsia="Calibri"/>
+          <w:color w:val="333333"/>
+          <w:sz w:val="22"/>
+        </w:rPr>
+        <w:t xml:space="preserve">Acompanhamento presencial e remoto dos turnos operacionais, conferência de doca e validação do fluxo de retornos.</w:t>
+      </w:r>
+    </w:p>
+    <w:p>
+      <w:pPr>
+        <w:spacing w:after="60" w:line="240" w:lineRule="auto"/>
+      </w:pPr>
+      <w:r>
+        <w:rPr>
+          <w:b/>
+          <w:color w:val="FD5E02"/>
+          <w:sz w:val="22"/>
+        </w:rPr>
+        <w:t xml:space="preserve">5. </w:t>
+      </w:r>
+      <w:r>
+        <w:rPr>
           <w:b/>
           <w:color w:val="061A4F"/>
           <w:sz w:val="22"/>
         </w:rPr>
-        <w:t xml:space="preserve">â€¢ NÃ­vel 1 (Suporte Operacional Interno): </w:t>
-      </w:r>
-      <w:r>
-        <w:rPr>
-          <w:rFonts w:ascii="Calibri" w:hAnsi="Calibri" w:eastAsia="Calibri"/>
-          <w:b w:val="0"/>
-          <w:color w:val="333333"/>
-          <w:sz w:val="22"/>
-        </w:rPr>
-        <w:t xml:space="preserve">Esclarecimento de dÃºvidas de operaÃ§Ã£o diÃ¡ria, resets de senhas de colaboradores e conferÃªncia de romaneios pelos encarregados locais.</w:t>
+        <w:t xml:space="preserve">Fase 5 — Transferência Definitiva e Aceite:</w:t>
       </w:r>
     </w:p>
     <w:p>
       <w:pPr>
         <w:pStyle w:val="ListBullet"/>
-        <w:spacing w:after="80" w:line="260" w:lineRule="auto"/>
+        <w:spacing w:after="60" w:line="240" w:lineRule="auto"/>
       </w:pPr>
       <w:r>
         <w:rPr>
-          <w:rFonts w:ascii="Calibri" w:hAnsi="Calibri" w:eastAsia="Calibri"/>
-          <w:b/>
-          <w:color w:val="061A4F"/>
-          <w:sz w:val="22"/>
-        </w:rPr>
-        <w:t xml:space="preserve">â€¢ NÃ­vel 2 (Suporte TÃ©cnico da AplicaÃ§Ã£o): </w:t>
-      </w:r>
-      <w:r>
-        <w:rPr>
-          <w:rFonts w:ascii="Calibri" w:hAnsi="Calibri" w:eastAsia="Calibri"/>
-          <w:b w:val="0"/>
           <w:color w:val="333333"/>
           <w:sz w:val="22"/>
         </w:rPr>
-        <w:t xml:space="preserve">Atendimento a incidentes operacionais de mÃ©dia criticidade, com tempo de primeira resposta inferior a 2 horas Ãºteis.</w:t>
+        <w:t xml:space="preserve">Entrega dos códigos-fonte, credenciais e termo de aceite formal assinado.</w:t>
+      </w:r>
+    </w:p>
+    <w:p>
+      <w:pPr>
+        <w:pStyle w:val="Heading2"/>
+        <w:spacing w:before="220" w:after="100"/>
+      </w:pPr>
+      <w:r>
+        <w:rPr>
+          <w:b/>
+          <w:color w:val="FD5E02"/>
+          <w:sz w:val="26"/>
+        </w:rPr>
+        <w:t xml:space="preserve">2. CRITÉRIOS DE ACEITAÇÃO CONTRATUAL</w:t>
+      </w:r>
+    </w:p>
+    <w:p>
+      <w:pPr>
+        <w:spacing w:after="120" w:line="260" w:lineRule="auto"/>
+      </w:pPr>
+      <w:r>
+        <w:rPr>
+          <w:color w:val="333333"/>
+          <w:sz w:val="22"/>
+        </w:rPr>
+        <w:t xml:space="preserve">Para a emissão do aceite formal, o sistema cumpriu rigorosamente os requisitos:</w:t>
       </w:r>
     </w:p>
     <w:p>
       <w:pPr>
         <w:pStyle w:val="ListBullet"/>
-        <w:spacing w:after="80" w:line="260" w:lineRule="auto"/>
+        <w:spacing w:after="60" w:line="240" w:lineRule="auto"/>
       </w:pPr>
       <w:r>
         <w:rPr>
-          <w:rFonts w:ascii="Calibri" w:hAnsi="Calibri" w:eastAsia="Calibri"/>
+          <w:color w:val="333333"/>
+          <w:sz w:val="22"/>
+        </w:rPr>
+        <w:t xml:space="preserve">[X] Plataforma acessível via web e aplicativo nativo com latência adequada e zero travamentos.</w:t>
+      </w:r>
+    </w:p>
+    <w:p>
+      <w:pPr>
+        <w:pStyle w:val="ListBullet"/>
+        <w:spacing w:after="60" w:line="240" w:lineRule="auto"/>
+      </w:pPr>
+      <w:r>
+        <w:rPr>
+          <w:color w:val="333333"/>
+          <w:sz w:val="22"/>
+        </w:rPr>
+        <w:t xml:space="preserve">[X] 4 APKs Android nativos compilados com sucesso e com funcionamento 100% offline atestado.</w:t>
+      </w:r>
+    </w:p>
+    <w:p>
+      <w:pPr>
+        <w:pStyle w:val="ListBullet"/>
+        <w:spacing w:after="60" w:line="240" w:lineRule="auto"/>
+      </w:pPr>
+      <w:r>
+        <w:rPr>
+          <w:color w:val="333333"/>
+          <w:sz w:val="22"/>
+        </w:rPr>
+        <w:t xml:space="preserve">[X] Transações de venda com cálculo em centavos e proteção contra saldo negativo de estoque.</w:t>
+      </w:r>
+    </w:p>
+    <w:p>
+      <w:pPr>
+        <w:pStyle w:val="ListBullet"/>
+        <w:spacing w:after="60" w:line="240" w:lineRule="auto"/>
+      </w:pPr>
+      <w:r>
+        <w:rPr>
+          <w:color w:val="333333"/>
+          <w:sz w:val="22"/>
+        </w:rPr>
+        <w:t xml:space="preserve">[X] Sincronização em tempo real (SSE) operando sem a necessidade de recarregamento manual (F5).</w:t>
+      </w:r>
+    </w:p>
+    <w:p>
+      <w:pPr>
+        <w:pStyle w:val="ListBullet"/>
+        <w:spacing w:after="60" w:line="240" w:lineRule="auto"/>
+      </w:pPr>
+      <w:r>
+        <w:rPr>
+          <w:color w:val="333333"/>
+          <w:sz w:val="22"/>
+        </w:rPr>
+        <w:t xml:space="preserve">[X] Rotina de devoluções com reversão automática de pedidos e desacoplamento de rotas.</w:t>
+      </w:r>
+    </w:p>
+    <w:p>
+      <w:pPr>
+        <w:pStyle w:val="ListBullet"/>
+        <w:spacing w:after="60" w:line="240" w:lineRule="auto"/>
+      </w:pPr>
+      <w:r>
+        <w:rPr>
+          <w:color w:val="333333"/>
+          <w:sz w:val="22"/>
+        </w:rPr>
+        <w:t xml:space="preserve">[X] Doca de compras com conferência por código de barras e alimentação de estoque.</w:t>
+      </w:r>
+    </w:p>
+    <w:p>
+      <w:pPr>
+        <w:pStyle w:val="ListBullet"/>
+        <w:spacing w:after="60" w:line="240" w:lineRule="auto"/>
+      </w:pPr>
+      <w:r>
+        <w:rPr>
+          <w:color w:val="333333"/>
+          <w:sz w:val="22"/>
+        </w:rPr>
+        <w:t xml:space="preserve">[X] Política de backup automatizada com verificação de integridade e retenção de 7 dias.</w:t>
+      </w:r>
+    </w:p>
+    <w:p>
+      <w:pPr>
+        <w:pStyle w:val="Heading2"/>
+        <w:spacing w:before="220" w:after="100"/>
+      </w:pPr>
+      <w:r>
+        <w:rPr>
+          <w:b/>
+          <w:color w:val="FD5E02"/>
+          <w:sz w:val="26"/>
+        </w:rPr>
+        <w:t xml:space="preserve">3. TERMO DE ACEITE FORMAL DE ENTREGA DE SOFTWARE</w:t>
+      </w:r>
+    </w:p>
+    <w:p>
+      <w:pPr>
+        <w:spacing w:after="120" w:line="260" w:lineRule="auto"/>
+      </w:pPr>
+      <w:r>
+        <w:rPr>
+          <w:color w:val="333333"/>
+          <w:sz w:val="22"/>
+        </w:rPr>
+        <w:t xml:space="preserve">Pelo presente instrumento, a empresa </w:t>
+      </w:r>
+      <w:r>
+        <w:rPr>
           <w:b/>
           <w:color w:val="061A4F"/>
           <w:sz w:val="22"/>
         </w:rPr>
-        <w:t xml:space="preserve">â€¢ NÃ­vel 3 (Engenharia de Software AutonomIA): </w:t>
+        <w:t xml:space="preserve">Xiquim Vargas</w:t>
       </w:r>
       <w:r>
         <w:rPr>
-          <w:rFonts w:ascii="Calibri" w:hAnsi="Calibri" w:eastAsia="Calibri"/>
-          <w:b w:val="0"/>
           <w:color w:val="333333"/>
           <w:sz w:val="22"/>
         </w:rPr>
-        <w:t xml:space="preserve">IntervenÃ§Ãµes arquiteturais de alta complexidade e correÃ§Ãµes emergenciais com SLA de atendimento de atÃ© 4 horas para incidentes de severidade crÃ­tica.</w:t>
+        <w:t xml:space="preserve"> declara que recebeu da </w:t>
+      </w:r>
+      <w:r>
+        <w:rPr>
+          <w:b/>
+          <w:color w:val="061A4F"/>
+          <w:sz w:val="22"/>
+        </w:rPr>
+        <w:t xml:space="preserve">AutonomIA Systems</w:t>
+      </w:r>
+      <w:r>
+        <w:rPr>
+          <w:color w:val="333333"/>
+          <w:sz w:val="22"/>
+        </w:rPr>
+        <w:t xml:space="preserve"> a entrega formal da release definitiva do </w:t>
+      </w:r>
+      <w:r>
+        <w:rPr>
+          <w:b/>
+          <w:color w:val="061A4F"/>
+          <w:sz w:val="22"/>
+        </w:rPr>
+        <w:t xml:space="preserve">ERP AutonomIA (Versão 2.2.1 / 1.8.2 Delivery Hardened)</w:t>
+      </w:r>
+      <w:r>
+        <w:rPr>
+          <w:color w:val="333333"/>
+          <w:sz w:val="22"/>
+        </w:rPr>
+        <w:t xml:space="preserve">, acompanhada de toda a documentação técnica, manuais operacionais e a suíte de 4 aplicativos nativos Android v1.8.3.</w:t>
       </w:r>
     </w:p>
     <w:p>
       <w:pPr>
-        <w:spacing w:before="240" w:after="160"/>
+        <w:spacing w:after="120" w:line="260" w:lineRule="auto"/>
       </w:pPr>
       <w:r>
         <w:rPr>
-          <w:rFonts w:ascii="Calibri" w:hAnsi="Calibri" w:eastAsia="Calibri"/>
-          <w:b/>
-          <w:color w:val="061A4F"/>
-          <w:sz w:val="36"/>
+          <w:color w:val="333333"/>
+          <w:sz w:val="22"/>
         </w:rPr>
-        <w:t>5. Termo de Aceite Formal e HomologaÃ§Ã£o Definitiva</w:t>
+        <w:t xml:space="preserve">Declara-se que todos os fluxos comerciais, de frente de caixa, estoque, compras, loja online e expedição logística foram testados e homologados, encontrando-se em plena conformidade com as especificações contratadas.</w:t>
       </w:r>
     </w:p>
     <w:p>
       <w:pPr>
-        <w:spacing w:after="120" w:line="276" w:lineRule="auto"/>
+        <w:spacing w:after="120" w:line="260" w:lineRule="auto"/>
       </w:pPr>
       <w:r>
         <w:rPr>
-          <w:rFonts w:ascii="Calibri" w:hAnsi="Calibri" w:eastAsia="Calibri"/>
-          <w:b w:val="0"/>
           <w:color w:val="333333"/>
           <w:sz w:val="22"/>
         </w:rPr>
-        <w:t xml:space="preserve">Por meio deste instrumento, as partes declaram que a Release 2.2.1 do ERP AutonomIA foi devidamente entregue, instalada, testada e homologada em estrita conformidade com as especificaÃ§Ãµes tÃ©cnicas, operacionais e de negÃ³cio contratadas.</w:t>
+        <w:t xml:space="preserve">Data de Homologação: 27 de Outubro de 2026.</w:t>
       </w:r>
     </w:p>
     <w:p>
       <w:pPr>
-        <w:spacing w:after="120" w:line="276" w:lineRule="auto"/>
+        <w:spacing w:after="120" w:line="260" w:lineRule="auto"/>
       </w:pPr>
       <w:r>
         <w:rPr>
-          <w:rFonts w:ascii="Calibri" w:hAnsi="Calibri" w:eastAsia="Calibri"/>
-          <w:b w:val="0"/>
           <w:color w:val="333333"/>
           <w:sz w:val="22"/>
         </w:rPr>
-        <w:t xml:space="preserve">O cliente atesta o recebimento da documentaÃ§Ã£o integral do sistema (pasta xiquimvargasmanuais), bem como a aptidÃ£o da plataforma para operar em regime pleno de produÃ§Ã£o.</w:t>
+        <w:t xml:space="preserve">_______________________________________________</w:t>
       </w:r>
     </w:p>
     <w:p>
       <w:pPr>
-        <w:spacing w:after="120" w:line="276" w:lineRule="auto"/>
+        <w:spacing w:after="120" w:line="260" w:lineRule="auto"/>
       </w:pPr>
       <w:r>
         <w:rPr>
-          <w:rFonts w:ascii="Calibri" w:hAnsi="Calibri" w:eastAsia="Calibri"/>
-          <w:b w:val="0"/>
-          <w:color w:val="333333"/>
+          <w:b/>
+          <w:color w:val="061A4F"/>
           <w:sz w:val="22"/>
         </w:rPr>
-        <w:t xml:space="preserve">Local e Data: ____________________________________, _____ de _______________ de 2026.</w:t>
+        <w:t xml:space="preserve">Xiquim Vargas — Direção Geral</w:t>
       </w:r>
     </w:p>
     <w:p>
       <w:pPr>
-        <w:spacing w:after="120" w:line="276" w:lineRule="auto"/>
+        <w:spacing w:after="120" w:line="260" w:lineRule="auto"/>
       </w:pPr>
       <w:r>
         <w:rPr>
-          <w:rFonts w:ascii="Calibri" w:hAnsi="Calibri" w:eastAsia="Calibri"/>
-          <w:b w:val="0"/>
           <w:color w:val="333333"/>
           <w:sz w:val="22"/>
         </w:rPr>
-        <w:t xml:space="preserve">Pelo Cliente (Xiquim Vargas):</w:t>
+        <w:t xml:space="preserve">_______________________________________________</w:t>
       </w:r>
     </w:p>
     <w:p>
       <w:pPr>
-        <w:spacing w:after="120" w:line="276" w:lineRule="auto"/>
+        <w:spacing w:after="120" w:line="260" w:lineRule="auto"/>
       </w:pPr>
       <w:r>
         <w:rPr>
-          <w:rFonts w:ascii="Calibri" w:hAnsi="Calibri" w:eastAsia="Calibri"/>
-          <w:b w:val="0"/>
-          <w:color w:val="333333"/>
+          <w:b/>
+          <w:color w:val="061A4F"/>
           <w:sz w:val="22"/>
         </w:rPr>
-        <w:t xml:space="preserve">Nome do Representante: __________________________________________________</w:t>
-      </w:r>
-    </w:p>
-    <w:p>
-      <w:pPr>
-        <w:spacing w:after="120" w:line="276" w:lineRule="auto"/>
-      </w:pPr>
-      <w:r>
-        <w:rPr>
-          <w:rFonts w:ascii="Calibri" w:hAnsi="Calibri" w:eastAsia="Calibri"/>
-          <w:b w:val="0"/>
-          <w:color w:val="333333"/>
-          <w:sz w:val="22"/>
-        </w:rPr>
-        <w:t xml:space="preserve">Cargo / FunÃ§Ã£o: _________________________________________________________</w:t>
-      </w:r>
-    </w:p>
-    <w:p>
-      <w:pPr>
-        <w:spacing w:after="120" w:line="276" w:lineRule="auto"/>
-      </w:pPr>
-      <w:r>
-        <w:rPr>
-          <w:rFonts w:ascii="Calibri" w:hAnsi="Calibri" w:eastAsia="Calibri"/>
-          <w:b w:val="0"/>
-          <w:color w:val="333333"/>
-          <w:sz w:val="22"/>
-        </w:rPr>
-        <w:t xml:space="preserve">CPF / Documento: _______________________________________________________</w:t>
-      </w:r>
-    </w:p>
-    <w:p>
-      <w:pPr>
-        <w:spacing w:after="120" w:line="276" w:lineRule="auto"/>
-      </w:pPr>
-      <w:r>
-        <w:rPr>
-          <w:rFonts w:ascii="Calibri" w:hAnsi="Calibri" w:eastAsia="Calibri"/>
-          <w:b w:val="0"/>
-          <w:color w:val="333333"/>
-          <w:sz w:val="22"/>
-        </w:rPr>
-        <w:t xml:space="preserve">Assinatura: _____________________________________________________________</w:t>
-      </w:r>
-    </w:p>
-    <w:p>
-      <w:pPr>
-        <w:spacing w:after="120" w:line="276" w:lineRule="auto"/>
-      </w:pPr>
-      <w:r>
-        <w:rPr>
-          <w:rFonts w:ascii="Calibri" w:hAnsi="Calibri" w:eastAsia="Calibri"/>
-          <w:b w:val="0"/>
-          <w:color w:val="333333"/>
-          <w:sz w:val="22"/>
-        </w:rPr>
-        <w:t xml:space="preserve">Pela AutonomIA Systems (Sistemas Inteligentes):</w:t>
-      </w:r>
-    </w:p>
-    <w:p>
-      <w:pPr>
-        <w:spacing w:after="120" w:line="276" w:lineRule="auto"/>
-      </w:pPr>
-      <w:r>
-        <w:rPr>
-          <w:rFonts w:ascii="Calibri" w:hAnsi="Calibri" w:eastAsia="Calibri"/>
-          <w:b w:val="0"/>
-          <w:color w:val="333333"/>
-          <w:sz w:val="22"/>
-        </w:rPr>
-        <w:t xml:space="preserve">Nome do ResponsÃ¡vel: ____________________________________________________</w:t>
-      </w:r>
-    </w:p>
-    <w:p>
-      <w:pPr>
-        <w:spacing w:after="120" w:line="276" w:lineRule="auto"/>
-      </w:pPr>
-      <w:r>
-        <w:rPr>
-          <w:rFonts w:ascii="Calibri" w:hAnsi="Calibri" w:eastAsia="Calibri"/>
-          <w:b w:val="0"/>
-          <w:color w:val="333333"/>
-          <w:sz w:val="22"/>
-        </w:rPr>
-        <w:t xml:space="preserve">Cargo: Engenheiro Chefe de SoluÃ§Ãµes e Arquitetura Empresarial</w:t>
-      </w:r>
-    </w:p>
-    <w:p>
-      <w:pPr>
-        <w:spacing w:after="120" w:line="276" w:lineRule="auto"/>
-      </w:pPr>
-      <w:r>
-        <w:rPr>
-          <w:rFonts w:ascii="Calibri" w:hAnsi="Calibri" w:eastAsia="Calibri"/>
-          <w:b w:val="0"/>
-          <w:color w:val="333333"/>
-          <w:sz w:val="22"/>
-        </w:rPr>
-        <w:t xml:space="preserve">Assinatura: _____________________________________________________________</w:t>
+        <w:t xml:space="preserve">AutonomIA Systems — Engenharia de Software</w:t>
       </w:r>
     </w:p>
     <w:sectPr>
